--- a/hands-on3-vsc.docx
+++ b/hands-on3-vsc.docx
@@ -14,16 +14,6 @@
           <w:lang w:val="en-US"/>
         </w:rPr>
       </w:pPr>
-      <w:r>
-        <w:rPr>
-          <w:rFonts w:ascii="Arial" w:eastAsia="Times New Roman" w:hAnsi="Arial" w:cs="Arial"/>
-          <w:b/>
-          <w:sz w:val="24"/>
-          <w:szCs w:val="24"/>
-          <w:lang w:val="en-US"/>
-        </w:rPr>
-        <w:t>1</w:t>
-      </w:r>
       <w:r>
         <w:rPr>
           <w:rFonts w:ascii="Arial" w:eastAsia="Times New Roman" w:hAnsi="Arial" w:cs="Arial"/>
@@ -223,8 +213,39 @@
                 <w:szCs w:val="24"/>
                 <w:lang w:val="en-US"/>
               </w:rPr>
-              <w:t>Copy .bashrc file from your home directory to $VSC_HOME/,barhrc-orig</w:t>
-            </w:r>
+              <w:t>Copy .</w:t>
+            </w:r>
+            <w:proofErr w:type="spellStart"/>
+            <w:r>
+              <w:rPr>
+                <w:rFonts w:ascii="Arial" w:hAnsi="Arial" w:cs="Arial"/>
+                <w:sz w:val="24"/>
+                <w:szCs w:val="24"/>
+                <w:lang w:val="en-US"/>
+              </w:rPr>
+              <w:t>bashrc</w:t>
+            </w:r>
+            <w:proofErr w:type="spellEnd"/>
+            <w:r>
+              <w:rPr>
+                <w:rFonts w:ascii="Arial" w:hAnsi="Arial" w:cs="Arial"/>
+                <w:sz w:val="24"/>
+                <w:szCs w:val="24"/>
+                <w:lang w:val="en-US"/>
+              </w:rPr>
+              <w:t xml:space="preserve"> file from your home directory to $VSC_HOME/,</w:t>
+            </w:r>
+            <w:proofErr w:type="spellStart"/>
+            <w:r>
+              <w:rPr>
+                <w:rFonts w:ascii="Arial" w:hAnsi="Arial" w:cs="Arial"/>
+                <w:sz w:val="24"/>
+                <w:szCs w:val="24"/>
+                <w:lang w:val="en-US"/>
+              </w:rPr>
+              <w:t>barhrc-orig</w:t>
+            </w:r>
+            <w:proofErr w:type="spellEnd"/>
           </w:p>
         </w:tc>
         <w:tc>
@@ -262,56 +283,98 @@
                 <w:lang w:val="en-US"/>
               </w:rPr>
             </w:pPr>
-            <w:r>
-              <w:rPr>
-                <w:rFonts w:ascii="Arial" w:hAnsi="Arial" w:cs="Arial"/>
-                <w:sz w:val="24"/>
-                <w:szCs w:val="24"/>
-                <w:lang w:val="en-US"/>
-              </w:rPr>
-              <w:t>env|grep PATH</w:t>
-            </w:r>
-          </w:p>
-          <w:p>
-            <w:pPr>
-              <w:pStyle w:val="ListParagraph"/>
-              <w:rPr>
-                <w:rFonts w:ascii="Arial" w:hAnsi="Arial" w:cs="Arial"/>
-                <w:sz w:val="24"/>
-                <w:szCs w:val="24"/>
-                <w:lang w:val="en-US"/>
-              </w:rPr>
-            </w:pPr>
-          </w:p>
-          <w:p>
-            <w:pPr>
-              <w:pStyle w:val="ListParagraph"/>
-              <w:rPr>
-                <w:rFonts w:ascii="Arial" w:hAnsi="Arial" w:cs="Arial"/>
-                <w:sz w:val="24"/>
-                <w:szCs w:val="24"/>
-                <w:lang w:val="en-US"/>
-              </w:rPr>
-            </w:pPr>
-          </w:p>
-          <w:p>
-            <w:pPr>
-              <w:rPr>
-                <w:rFonts w:ascii="Arial" w:hAnsi="Arial" w:cs="Arial"/>
-                <w:sz w:val="24"/>
-                <w:szCs w:val="24"/>
-                <w:lang w:val="en-US"/>
-              </w:rPr>
-            </w:pPr>
-            <w:r>
-              <w:rPr>
-                <w:rFonts w:ascii="Arial" w:hAnsi="Arial" w:cs="Arial"/>
-                <w:sz w:val="24"/>
-                <w:szCs w:val="24"/>
-                <w:lang w:val="en-US"/>
-              </w:rPr>
-              <w:t>cp $VSC_HOME/.bashrc $VSC_HOME/.bashrc-orig</w:t>
-            </w:r>
+            <w:proofErr w:type="spellStart"/>
+            <w:r>
+              <w:rPr>
+                <w:rFonts w:ascii="Arial" w:hAnsi="Arial" w:cs="Arial"/>
+                <w:sz w:val="24"/>
+                <w:szCs w:val="24"/>
+                <w:lang w:val="en-US"/>
+              </w:rPr>
+              <w:t>env|grep</w:t>
+            </w:r>
+            <w:proofErr w:type="spellEnd"/>
+            <w:r>
+              <w:rPr>
+                <w:rFonts w:ascii="Arial" w:hAnsi="Arial" w:cs="Arial"/>
+                <w:sz w:val="24"/>
+                <w:szCs w:val="24"/>
+                <w:lang w:val="en-US"/>
+              </w:rPr>
+              <w:t xml:space="preserve"> PATH</w:t>
+            </w:r>
+          </w:p>
+          <w:p>
+            <w:pPr>
+              <w:pStyle w:val="ListParagraph"/>
+              <w:rPr>
+                <w:rFonts w:ascii="Arial" w:hAnsi="Arial" w:cs="Arial"/>
+                <w:sz w:val="24"/>
+                <w:szCs w:val="24"/>
+                <w:lang w:val="en-US"/>
+              </w:rPr>
+            </w:pPr>
+          </w:p>
+          <w:p>
+            <w:pPr>
+              <w:pStyle w:val="ListParagraph"/>
+              <w:rPr>
+                <w:rFonts w:ascii="Arial" w:hAnsi="Arial" w:cs="Arial"/>
+                <w:sz w:val="24"/>
+                <w:szCs w:val="24"/>
+                <w:lang w:val="en-US"/>
+              </w:rPr>
+            </w:pPr>
+          </w:p>
+          <w:p>
+            <w:pPr>
+              <w:rPr>
+                <w:rFonts w:ascii="Arial" w:hAnsi="Arial" w:cs="Arial"/>
+                <w:sz w:val="24"/>
+                <w:szCs w:val="24"/>
+                <w:lang w:val="en-US"/>
+              </w:rPr>
+            </w:pPr>
+            <w:r>
+              <w:rPr>
+                <w:rFonts w:ascii="Arial" w:hAnsi="Arial" w:cs="Arial"/>
+                <w:sz w:val="24"/>
+                <w:szCs w:val="24"/>
+                <w:lang w:val="en-US"/>
+              </w:rPr>
+              <w:t>cp $VSC_HOME/.</w:t>
+            </w:r>
+            <w:proofErr w:type="spellStart"/>
+            <w:r>
+              <w:rPr>
+                <w:rFonts w:ascii="Arial" w:hAnsi="Arial" w:cs="Arial"/>
+                <w:sz w:val="24"/>
+                <w:szCs w:val="24"/>
+                <w:lang w:val="en-US"/>
+              </w:rPr>
+              <w:t>bashrc</w:t>
+            </w:r>
+            <w:proofErr w:type="spellEnd"/>
+            <w:r>
+              <w:rPr>
+                <w:rFonts w:ascii="Arial" w:hAnsi="Arial" w:cs="Arial"/>
+                <w:sz w:val="24"/>
+                <w:szCs w:val="24"/>
+                <w:lang w:val="en-US"/>
+              </w:rPr>
+              <w:t xml:space="preserve"> $VSC_HOME/.</w:t>
+            </w:r>
+            <w:proofErr w:type="spellStart"/>
+            <w:r>
+              <w:rPr>
+                <w:rFonts w:ascii="Arial" w:hAnsi="Arial" w:cs="Arial"/>
+                <w:sz w:val="24"/>
+                <w:szCs w:val="24"/>
+                <w:lang w:val="en-US"/>
+              </w:rPr>
+              <w:t>bashrc-orig</w:t>
+            </w:r>
+            <w:proofErr w:type="spellEnd"/>
           </w:p>
         </w:tc>
       </w:tr>
@@ -341,8 +404,29 @@
                 <w:szCs w:val="24"/>
                 <w:lang w:val="en-US"/>
               </w:rPr>
-              <w:t xml:space="preserve">Create a directory in your $VSC_SCRATCH dir that has a name of output of </w:t>
-            </w:r>
+              <w:t xml:space="preserve">Create a directory in your $VSC_SCRATCH </w:t>
+            </w:r>
+            <w:proofErr w:type="spellStart"/>
+            <w:r>
+              <w:rPr>
+                <w:rFonts w:ascii="Arial" w:hAnsi="Arial" w:cs="Arial"/>
+                <w:sz w:val="24"/>
+                <w:szCs w:val="24"/>
+                <w:lang w:val="en-US"/>
+              </w:rPr>
+              <w:t>dir</w:t>
+            </w:r>
+            <w:proofErr w:type="spellEnd"/>
+            <w:r>
+              <w:rPr>
+                <w:rFonts w:ascii="Arial" w:hAnsi="Arial" w:cs="Arial"/>
+                <w:sz w:val="24"/>
+                <w:szCs w:val="24"/>
+                <w:lang w:val="en-US"/>
+              </w:rPr>
+              <w:t xml:space="preserve"> that has a name of output of </w:t>
+            </w:r>
+            <w:proofErr w:type="spellStart"/>
             <w:r>
               <w:rPr>
                 <w:rFonts w:ascii="Courier New" w:hAnsi="Courier New" w:cs="Courier New"/>
@@ -350,7 +434,17 @@
                 <w:szCs w:val="24"/>
                 <w:lang w:val="en-US"/>
               </w:rPr>
-              <w:t>uname –s</w:t>
+              <w:t>uname</w:t>
+            </w:r>
+            <w:proofErr w:type="spellEnd"/>
+            <w:r>
+              <w:rPr>
+                <w:rFonts w:ascii="Courier New" w:hAnsi="Courier New" w:cs="Courier New"/>
+                <w:sz w:val="24"/>
+                <w:szCs w:val="24"/>
+                <w:lang w:val="en-US"/>
+              </w:rPr>
+              <w:t xml:space="preserve"> –s</w:t>
             </w:r>
             <w:r>
               <w:rPr>
@@ -392,6 +486,7 @@
               </w:rPr>
               <w:t xml:space="preserve">Create a file called system in that directory that includes information given by </w:t>
             </w:r>
+            <w:proofErr w:type="spellStart"/>
             <w:r>
               <w:rPr>
                 <w:rFonts w:ascii="Courier New" w:hAnsi="Courier New" w:cs="Courier New"/>
@@ -399,7 +494,17 @@
                 <w:szCs w:val="24"/>
                 <w:lang w:val="en-US"/>
               </w:rPr>
-              <w:t xml:space="preserve">uname </w:t>
+              <w:t>uname</w:t>
+            </w:r>
+            <w:proofErr w:type="spellEnd"/>
+            <w:r>
+              <w:rPr>
+                <w:rFonts w:ascii="Courier New" w:hAnsi="Courier New" w:cs="Courier New"/>
+                <w:sz w:val="24"/>
+                <w:szCs w:val="24"/>
+                <w:lang w:val="en-US"/>
+              </w:rPr>
+              <w:t xml:space="preserve"> </w:t>
             </w:r>
             <w:r>
               <w:rPr>
@@ -543,23 +648,54 @@
                 <w:lang w:val="en-US"/>
               </w:rPr>
             </w:pPr>
-            <w:r>
-              <w:rPr>
-                <w:rFonts w:ascii="Arial" w:hAnsi="Arial" w:cs="Arial"/>
-                <w:sz w:val="24"/>
-                <w:szCs w:val="24"/>
-                <w:lang w:val="en-US"/>
-              </w:rPr>
-              <w:t>mkdir $VSC_SCRATCH/</w:t>
-            </w:r>
-            <w:r>
-              <w:rPr>
-                <w:rFonts w:ascii="Arial" w:hAnsi="Arial" w:cs="Arial"/>
-                <w:sz w:val="24"/>
-                <w:szCs w:val="24"/>
-                <w:lang w:val="en-US"/>
-              </w:rPr>
-              <w:t xml:space="preserve">`uname -s` </w:t>
+            <w:proofErr w:type="spellStart"/>
+            <w:r>
+              <w:rPr>
+                <w:rFonts w:ascii="Arial" w:hAnsi="Arial" w:cs="Arial"/>
+                <w:sz w:val="24"/>
+                <w:szCs w:val="24"/>
+                <w:lang w:val="en-US"/>
+              </w:rPr>
+              <w:t>mkdir</w:t>
+            </w:r>
+            <w:proofErr w:type="spellEnd"/>
+            <w:r>
+              <w:rPr>
+                <w:rFonts w:ascii="Arial" w:hAnsi="Arial" w:cs="Arial"/>
+                <w:sz w:val="24"/>
+                <w:szCs w:val="24"/>
+                <w:lang w:val="en-US"/>
+              </w:rPr>
+              <w:t xml:space="preserve"> $VSC_SCRATCH/</w:t>
+            </w:r>
+            <w:r>
+              <w:rPr>
+                <w:rFonts w:ascii="Arial" w:hAnsi="Arial" w:cs="Arial"/>
+                <w:sz w:val="24"/>
+                <w:szCs w:val="24"/>
+                <w:lang w:val="en-US"/>
+              </w:rPr>
+              <w:t>`</w:t>
+            </w:r>
+            <w:proofErr w:type="spellStart"/>
+            <w:r>
+              <w:rPr>
+                <w:rFonts w:ascii="Arial" w:hAnsi="Arial" w:cs="Arial"/>
+                <w:sz w:val="24"/>
+                <w:szCs w:val="24"/>
+                <w:lang w:val="en-US"/>
+              </w:rPr>
+              <w:t>uname</w:t>
+            </w:r>
+            <w:proofErr w:type="spellEnd"/>
+            <w:r>
+              <w:rPr>
+                <w:rFonts w:ascii="Arial" w:hAnsi="Arial" w:cs="Arial"/>
+                <w:sz w:val="24"/>
+                <w:szCs w:val="24"/>
+                <w:lang w:val="en-US"/>
+              </w:rPr>
+              <w:t xml:space="preserve"> -s` </w:t>
             </w:r>
           </w:p>
           <w:p>
@@ -620,16 +756,56 @@
                 <w:szCs w:val="24"/>
                 <w:lang w:val="en-US"/>
               </w:rPr>
-              <w:t>cho `una</w:t>
-            </w:r>
-            <w:r>
-              <w:rPr>
-                <w:rFonts w:ascii="Arial" w:hAnsi="Arial" w:cs="Arial"/>
-                <w:sz w:val="24"/>
-                <w:szCs w:val="24"/>
-                <w:lang w:val="en-US"/>
-              </w:rPr>
-              <w:t>me -a`&gt; $VSC_SCRATCH/`uname -s</w:t>
+              <w:t>cho `</w:t>
+            </w:r>
+            <w:proofErr w:type="spellStart"/>
+            <w:r>
+              <w:rPr>
+                <w:rFonts w:ascii="Arial" w:hAnsi="Arial" w:cs="Arial"/>
+                <w:sz w:val="24"/>
+                <w:szCs w:val="24"/>
+                <w:lang w:val="en-US"/>
+              </w:rPr>
+              <w:t>una</w:t>
+            </w:r>
+            <w:r>
+              <w:rPr>
+                <w:rFonts w:ascii="Arial" w:hAnsi="Arial" w:cs="Arial"/>
+                <w:sz w:val="24"/>
+                <w:szCs w:val="24"/>
+                <w:lang w:val="en-US"/>
+              </w:rPr>
+              <w:t>me</w:t>
+            </w:r>
+            <w:proofErr w:type="spellEnd"/>
+            <w:r>
+              <w:rPr>
+                <w:rFonts w:ascii="Arial" w:hAnsi="Arial" w:cs="Arial"/>
+                <w:sz w:val="24"/>
+                <w:szCs w:val="24"/>
+                <w:lang w:val="en-US"/>
+              </w:rPr>
+              <w:t xml:space="preserve"> -a`&gt; $VSC_SCRATCH/`</w:t>
+            </w:r>
+            <w:proofErr w:type="spellStart"/>
+            <w:r>
+              <w:rPr>
+                <w:rFonts w:ascii="Arial" w:hAnsi="Arial" w:cs="Arial"/>
+                <w:sz w:val="24"/>
+                <w:szCs w:val="24"/>
+                <w:lang w:val="en-US"/>
+              </w:rPr>
+              <w:t>uname</w:t>
+            </w:r>
+            <w:proofErr w:type="spellEnd"/>
+            <w:r>
+              <w:rPr>
+                <w:rFonts w:ascii="Arial" w:hAnsi="Arial" w:cs="Arial"/>
+                <w:sz w:val="24"/>
+                <w:szCs w:val="24"/>
+                <w:lang w:val="en-US"/>
+              </w:rPr>
+              <w:t xml:space="preserve"> -s</w:t>
             </w:r>
             <w:r>
               <w:rPr>
@@ -695,7 +871,27 @@
                 <w:szCs w:val="24"/>
                 <w:lang w:val="en-US"/>
               </w:rPr>
-              <w:t>/`uname -s`/system</w:t>
+              <w:t>/`</w:t>
+            </w:r>
+            <w:proofErr w:type="spellStart"/>
+            <w:r>
+              <w:rPr>
+                <w:rFonts w:ascii="Arial" w:hAnsi="Arial" w:cs="Arial"/>
+                <w:sz w:val="24"/>
+                <w:szCs w:val="24"/>
+                <w:lang w:val="en-US"/>
+              </w:rPr>
+              <w:t>uname</w:t>
+            </w:r>
+            <w:proofErr w:type="spellEnd"/>
+            <w:r>
+              <w:rPr>
+                <w:rFonts w:ascii="Arial" w:hAnsi="Arial" w:cs="Arial"/>
+                <w:sz w:val="24"/>
+                <w:szCs w:val="24"/>
+                <w:lang w:val="en-US"/>
+              </w:rPr>
+              <w:t xml:space="preserve"> -s`/system</w:t>
             </w:r>
           </w:p>
           <w:p>
@@ -771,7 +967,27 @@
                 <w:szCs w:val="24"/>
                 <w:lang w:val="en-US"/>
               </w:rPr>
-              <w:t>/`uname -s`/system</w:t>
+              <w:t>/`</w:t>
+            </w:r>
+            <w:proofErr w:type="spellStart"/>
+            <w:r>
+              <w:rPr>
+                <w:rFonts w:ascii="Arial" w:hAnsi="Arial" w:cs="Arial"/>
+                <w:sz w:val="24"/>
+                <w:szCs w:val="24"/>
+                <w:lang w:val="en-US"/>
+              </w:rPr>
+              <w:t>uname</w:t>
+            </w:r>
+            <w:proofErr w:type="spellEnd"/>
+            <w:r>
+              <w:rPr>
+                <w:rFonts w:ascii="Arial" w:hAnsi="Arial" w:cs="Arial"/>
+                <w:sz w:val="24"/>
+                <w:szCs w:val="24"/>
+                <w:lang w:val="en-US"/>
+              </w:rPr>
+              <w:t xml:space="preserve"> -s`/system</w:t>
             </w:r>
           </w:p>
         </w:tc>
@@ -850,7 +1066,27 @@
                 <w:szCs w:val="24"/>
                 <w:lang w:val="en-US"/>
               </w:rPr>
-              <w:t>Go to downloads dir and then do to doc dir. Go back to your home directory</w:t>
+              <w:t xml:space="preserve">Go to downloads </w:t>
+            </w:r>
+            <w:proofErr w:type="spellStart"/>
+            <w:r>
+              <w:rPr>
+                <w:rFonts w:ascii="Arial" w:hAnsi="Arial" w:cs="Arial"/>
+                <w:sz w:val="24"/>
+                <w:szCs w:val="24"/>
+                <w:lang w:val="en-US"/>
+              </w:rPr>
+              <w:t>dir</w:t>
+            </w:r>
+            <w:proofErr w:type="spellEnd"/>
+            <w:r>
+              <w:rPr>
+                <w:rFonts w:ascii="Arial" w:hAnsi="Arial" w:cs="Arial"/>
+                <w:sz w:val="24"/>
+                <w:szCs w:val="24"/>
+                <w:lang w:val="en-US"/>
+              </w:rPr>
+              <w:t xml:space="preserve"> and then do to doc dir. Go back to your home directory</w:t>
             </w:r>
             <w:r>
               <w:rPr>
@@ -1112,8 +1348,19 @@
                 <w:szCs w:val="24"/>
                 <w:lang w:val="en-US"/>
               </w:rPr>
-              <w:t xml:space="preserve"> $VSC_HOME dir</w:t>
-            </w:r>
+              <w:t xml:space="preserve"> $VSC_HOME </w:t>
+            </w:r>
+            <w:proofErr w:type="spellStart"/>
+            <w:r>
+              <w:rPr>
+                <w:rFonts w:ascii="Arial" w:hAnsi="Arial" w:cs="Arial"/>
+                <w:sz w:val="24"/>
+                <w:szCs w:val="24"/>
+                <w:lang w:val="en-US"/>
+              </w:rPr>
+              <w:t>dir</w:t>
+            </w:r>
+            <w:proofErr w:type="spellEnd"/>
           </w:p>
           <w:p>
             <w:pPr>
@@ -1174,7 +1421,27 @@
                 <w:szCs w:val="24"/>
                 <w:lang w:val="en-US"/>
               </w:rPr>
-              <w:t>Add alias to your .bashrc file</w:t>
+              <w:t>Add alias to your .</w:t>
+            </w:r>
+            <w:proofErr w:type="spellStart"/>
+            <w:r>
+              <w:rPr>
+                <w:rFonts w:ascii="Arial" w:hAnsi="Arial" w:cs="Arial"/>
+                <w:sz w:val="24"/>
+                <w:szCs w:val="24"/>
+                <w:lang w:val="en-US"/>
+              </w:rPr>
+              <w:t>bashrc</w:t>
+            </w:r>
+            <w:proofErr w:type="spellEnd"/>
+            <w:r>
+              <w:rPr>
+                <w:rFonts w:ascii="Arial" w:hAnsi="Arial" w:cs="Arial"/>
+                <w:sz w:val="24"/>
+                <w:szCs w:val="24"/>
+                <w:lang w:val="en-US"/>
+              </w:rPr>
+              <w:t xml:space="preserve"> file</w:t>
             </w:r>
           </w:p>
           <w:p>
@@ -1230,7 +1497,27 @@
                 <w:szCs w:val="24"/>
                 <w:lang w:val="es-ES"/>
               </w:rPr>
-              <w:t>alias la=’ls -la’</w:t>
+              <w:t>alias la=’</w:t>
+            </w:r>
+            <w:proofErr w:type="spellStart"/>
+            <w:r>
+              <w:rPr>
+                <w:rFonts w:ascii="Arial" w:hAnsi="Arial" w:cs="Arial"/>
+                <w:sz w:val="24"/>
+                <w:szCs w:val="24"/>
+                <w:lang w:val="es-ES"/>
+              </w:rPr>
+              <w:t>ls</w:t>
+            </w:r>
+            <w:proofErr w:type="spellEnd"/>
+            <w:r>
+              <w:rPr>
+                <w:rFonts w:ascii="Arial" w:hAnsi="Arial" w:cs="Arial"/>
+                <w:sz w:val="24"/>
+                <w:szCs w:val="24"/>
+                <w:lang w:val="es-ES"/>
+              </w:rPr>
+              <w:t xml:space="preserve"> -la’</w:t>
             </w:r>
           </w:p>
           <w:p>
@@ -1276,6 +1563,364 @@
                 <w:lang w:val="es-ES"/>
               </w:rPr>
             </w:pPr>
+          </w:p>
+        </w:tc>
+      </w:tr>
+      <w:tr>
+        <w:trPr>
+          <w:trHeight w:val="2348"/>
+        </w:trPr>
+        <w:tc>
+          <w:tcPr>
+            <w:tcW w:w="5245" w:type="dxa"/>
+          </w:tcPr>
+          <w:p>
+            <w:pPr>
+              <w:pStyle w:val="ListParagraph"/>
+              <w:numPr>
+                <w:ilvl w:val="0"/>
+                <w:numId w:val="1"/>
+              </w:numPr>
+              <w:rPr>
+                <w:rFonts w:ascii="Arial" w:hAnsi="Arial" w:cs="Arial"/>
+                <w:sz w:val="24"/>
+                <w:szCs w:val="24"/>
+                <w:lang w:val="en-US"/>
+              </w:rPr>
+            </w:pPr>
+            <w:r>
+              <w:rPr>
+                <w:rFonts w:ascii="Arial" w:hAnsi="Arial" w:cs="Arial"/>
+                <w:sz w:val="24"/>
+                <w:szCs w:val="24"/>
+                <w:lang w:val="en-US"/>
+              </w:rPr>
+              <w:lastRenderedPageBreak/>
+              <w:t>Print the value of PS1</w:t>
+            </w:r>
+          </w:p>
+          <w:p>
+            <w:pPr>
+              <w:pStyle w:val="ListParagraph"/>
+              <w:rPr>
+                <w:rFonts w:ascii="Arial" w:hAnsi="Arial" w:cs="Arial"/>
+                <w:sz w:val="24"/>
+                <w:szCs w:val="24"/>
+                <w:lang w:val="en-US"/>
+              </w:rPr>
+            </w:pPr>
+          </w:p>
+          <w:p>
+            <w:pPr>
+              <w:pStyle w:val="ListParagraph"/>
+              <w:rPr>
+                <w:rFonts w:ascii="Arial" w:hAnsi="Arial" w:cs="Arial"/>
+                <w:sz w:val="24"/>
+                <w:szCs w:val="24"/>
+                <w:lang w:val="en-US"/>
+              </w:rPr>
+            </w:pPr>
+            <w:r>
+              <w:rPr>
+                <w:rFonts w:ascii="Arial" w:hAnsi="Arial" w:cs="Arial"/>
+                <w:sz w:val="24"/>
+                <w:szCs w:val="24"/>
+                <w:lang w:val="en-US"/>
+              </w:rPr>
+              <w:t xml:space="preserve">Save it to ps.txt file in your home </w:t>
+            </w:r>
+            <w:proofErr w:type="spellStart"/>
+            <w:r>
+              <w:rPr>
+                <w:rFonts w:ascii="Arial" w:hAnsi="Arial" w:cs="Arial"/>
+                <w:sz w:val="24"/>
+                <w:szCs w:val="24"/>
+                <w:lang w:val="en-US"/>
+              </w:rPr>
+              <w:t>dir</w:t>
+            </w:r>
+            <w:proofErr w:type="spellEnd"/>
+          </w:p>
+          <w:p>
+            <w:pPr>
+              <w:pStyle w:val="ListParagraph"/>
+              <w:rPr>
+                <w:rFonts w:ascii="Arial" w:hAnsi="Arial" w:cs="Arial"/>
+                <w:sz w:val="24"/>
+                <w:szCs w:val="24"/>
+                <w:lang w:val="en-US"/>
+              </w:rPr>
+            </w:pPr>
+          </w:p>
+          <w:p>
+            <w:pPr>
+              <w:pStyle w:val="ListParagraph"/>
+              <w:rPr>
+                <w:rFonts w:ascii="Arial" w:hAnsi="Arial" w:cs="Arial"/>
+                <w:sz w:val="24"/>
+                <w:szCs w:val="24"/>
+                <w:lang w:val="en-US"/>
+              </w:rPr>
+            </w:pPr>
+            <w:r>
+              <w:rPr>
+                <w:rFonts w:ascii="Arial" w:hAnsi="Arial" w:cs="Arial"/>
+                <w:sz w:val="24"/>
+                <w:szCs w:val="24"/>
+                <w:lang w:val="en-US"/>
+              </w:rPr>
+              <w:t xml:space="preserve">Try to experiment and create your own PS1, </w:t>
+            </w:r>
+          </w:p>
+          <w:p>
+            <w:pPr>
+              <w:pStyle w:val="ListParagraph"/>
+              <w:rPr>
+                <w:rFonts w:ascii="Arial" w:hAnsi="Arial" w:cs="Arial"/>
+                <w:sz w:val="24"/>
+                <w:szCs w:val="24"/>
+                <w:lang w:val="de-DE"/>
+              </w:rPr>
+            </w:pPr>
+            <w:r>
+              <w:rPr>
+                <w:rFonts w:ascii="Arial" w:hAnsi="Arial" w:cs="Arial"/>
+                <w:sz w:val="24"/>
+                <w:szCs w:val="24"/>
+                <w:lang w:val="de-DE"/>
+              </w:rPr>
+              <w:t xml:space="preserve">e.g. PS1="\e[0m $LOGNAME \e[0m \e[36m\h\e[0m \e[32m\t\e[0m [:\l] -\j- \e[31m\w\e[0m \n\e[36m&gt; \e[0m" </w:t>
+            </w:r>
+          </w:p>
+          <w:p>
+            <w:pPr>
+              <w:pStyle w:val="ListParagraph"/>
+              <w:rPr>
+                <w:rFonts w:ascii="Arial" w:hAnsi="Arial" w:cs="Arial"/>
+                <w:sz w:val="24"/>
+                <w:szCs w:val="24"/>
+                <w:lang w:val="en-US"/>
+              </w:rPr>
+            </w:pPr>
+            <w:r>
+              <w:rPr>
+                <w:rFonts w:ascii="Arial" w:hAnsi="Arial" w:cs="Arial"/>
+                <w:sz w:val="24"/>
+                <w:szCs w:val="24"/>
+                <w:lang w:val="en-US"/>
+              </w:rPr>
+              <w:t xml:space="preserve">or </w:t>
+            </w:r>
+          </w:p>
+          <w:p>
+            <w:pPr>
+              <w:pStyle w:val="ListParagraph"/>
+              <w:rPr>
+                <w:rFonts w:ascii="Arial" w:hAnsi="Arial" w:cs="Arial"/>
+                <w:sz w:val="24"/>
+                <w:szCs w:val="24"/>
+                <w:lang w:val="en-US"/>
+              </w:rPr>
+            </w:pPr>
+            <w:r>
+              <w:rPr>
+                <w:rFonts w:ascii="Arial" w:hAnsi="Arial" w:cs="Arial"/>
+                <w:sz w:val="24"/>
+                <w:szCs w:val="24"/>
+                <w:lang w:val="en-US"/>
+              </w:rPr>
+              <w:t>PS1=":\e[0m $LOGNAME@\e[31m\h\e[0m \W $"</w:t>
+            </w:r>
+          </w:p>
+          <w:p>
+            <w:pPr>
+              <w:pStyle w:val="ListParagraph"/>
+              <w:rPr>
+                <w:rFonts w:ascii="Arial" w:hAnsi="Arial" w:cs="Arial"/>
+                <w:sz w:val="24"/>
+                <w:szCs w:val="24"/>
+                <w:lang w:val="en-US"/>
+              </w:rPr>
+            </w:pPr>
+          </w:p>
+          <w:p>
+            <w:pPr>
+              <w:pStyle w:val="ListParagraph"/>
+              <w:rPr>
+                <w:rFonts w:ascii="Arial" w:hAnsi="Arial" w:cs="Arial"/>
+                <w:sz w:val="24"/>
+                <w:szCs w:val="24"/>
+                <w:lang w:val="en-US"/>
+              </w:rPr>
+            </w:pPr>
+            <w:r>
+              <w:rPr>
+                <w:rFonts w:ascii="Arial" w:hAnsi="Arial" w:cs="Arial"/>
+                <w:sz w:val="24"/>
+                <w:szCs w:val="24"/>
+                <w:lang w:val="en-US"/>
+              </w:rPr>
+              <w:t>When satisfied add i</w:t>
+            </w:r>
+            <w:r>
+              <w:rPr>
+                <w:rFonts w:ascii="Arial" w:hAnsi="Arial" w:cs="Arial"/>
+                <w:sz w:val="24"/>
+                <w:szCs w:val="24"/>
+                <w:lang w:val="en-US"/>
+              </w:rPr>
+              <w:t>t to your .</w:t>
+            </w:r>
+            <w:proofErr w:type="spellStart"/>
+            <w:r>
+              <w:rPr>
+                <w:rFonts w:ascii="Arial" w:hAnsi="Arial" w:cs="Arial"/>
+                <w:sz w:val="24"/>
+                <w:szCs w:val="24"/>
+                <w:lang w:val="en-US"/>
+              </w:rPr>
+              <w:t>bashrc</w:t>
+            </w:r>
+            <w:proofErr w:type="spellEnd"/>
+            <w:r>
+              <w:rPr>
+                <w:rFonts w:ascii="Arial" w:hAnsi="Arial" w:cs="Arial"/>
+                <w:sz w:val="24"/>
+                <w:szCs w:val="24"/>
+                <w:lang w:val="en-US"/>
+              </w:rPr>
+              <w:t xml:space="preserve"> file and open a new session to test it</w:t>
+            </w:r>
+          </w:p>
+          <w:p>
+            <w:pPr>
+              <w:ind w:left="720"/>
+              <w:contextualSpacing/>
+              <w:rPr>
+                <w:rFonts w:ascii="Arial" w:hAnsi="Arial" w:cs="Arial"/>
+                <w:b/>
+                <w:sz w:val="24"/>
+                <w:szCs w:val="24"/>
+                <w:lang w:val="en-US"/>
+              </w:rPr>
+            </w:pPr>
+          </w:p>
+          <w:p>
+            <w:pPr>
+              <w:ind w:left="720"/>
+              <w:contextualSpacing/>
+              <w:rPr>
+                <w:rFonts w:ascii="Arial" w:hAnsi="Arial" w:cs="Arial"/>
+                <w:b/>
+                <w:sz w:val="24"/>
+                <w:szCs w:val="24"/>
+                <w:lang w:val="en-US"/>
+              </w:rPr>
+            </w:pPr>
+          </w:p>
+        </w:tc>
+        <w:tc>
+          <w:tcPr>
+            <w:tcW w:w="5245" w:type="dxa"/>
+          </w:tcPr>
+          <w:p>
+            <w:pPr>
+              <w:pStyle w:val="ListParagraph"/>
+              <w:rPr>
+                <w:rFonts w:ascii="Arial" w:hAnsi="Arial" w:cs="Arial"/>
+                <w:sz w:val="24"/>
+                <w:szCs w:val="24"/>
+                <w:lang w:val="es-ES"/>
+              </w:rPr>
+            </w:pPr>
+            <w:r>
+              <w:rPr>
+                <w:rFonts w:ascii="Arial" w:hAnsi="Arial" w:cs="Arial"/>
+                <w:sz w:val="24"/>
+                <w:szCs w:val="24"/>
+                <w:lang w:val="es-ES"/>
+              </w:rPr>
+              <w:t>echo $PS1</w:t>
+            </w:r>
+          </w:p>
+          <w:p>
+            <w:pPr>
+              <w:pStyle w:val="ListParagraph"/>
+              <w:rPr>
+                <w:rFonts w:ascii="Arial" w:hAnsi="Arial" w:cs="Arial"/>
+                <w:sz w:val="24"/>
+                <w:szCs w:val="24"/>
+                <w:lang w:val="es-ES"/>
+              </w:rPr>
+            </w:pPr>
+          </w:p>
+          <w:p>
+            <w:pPr>
+              <w:pStyle w:val="ListParagraph"/>
+              <w:rPr>
+                <w:rFonts w:ascii="Arial" w:hAnsi="Arial" w:cs="Arial"/>
+                <w:sz w:val="24"/>
+                <w:szCs w:val="24"/>
+                <w:lang w:val="es-ES"/>
+              </w:rPr>
+            </w:pPr>
+            <w:r>
+              <w:rPr>
+                <w:rFonts w:ascii="Arial" w:hAnsi="Arial" w:cs="Arial"/>
+                <w:sz w:val="24"/>
+                <w:szCs w:val="24"/>
+                <w:lang w:val="es-ES"/>
+              </w:rPr>
+              <w:t>echo $PS1&gt; $VSC_HOME/ps.txt</w:t>
+            </w:r>
+          </w:p>
+          <w:p>
+            <w:pPr>
+              <w:ind w:left="720"/>
+              <w:contextualSpacing/>
+              <w:rPr>
+                <w:rFonts w:ascii="Arial" w:hAnsi="Arial" w:cs="Arial"/>
+                <w:b/>
+                <w:sz w:val="24"/>
+                <w:szCs w:val="24"/>
+                <w:lang w:val="es-ES"/>
+              </w:rPr>
+            </w:pPr>
+          </w:p>
+          <w:p>
+            <w:pPr>
+              <w:ind w:left="720"/>
+              <w:contextualSpacing/>
+              <w:rPr>
+                <w:rFonts w:ascii="Arial" w:hAnsi="Arial" w:cs="Arial"/>
+                <w:bCs/>
+                <w:sz w:val="24"/>
+                <w:szCs w:val="24"/>
+                <w:lang w:val="es-ES"/>
+              </w:rPr>
+            </w:pPr>
+            <w:proofErr w:type="spellStart"/>
+            <w:r>
+              <w:rPr>
+                <w:rFonts w:ascii="Arial" w:hAnsi="Arial" w:cs="Arial"/>
+                <w:bCs/>
+                <w:sz w:val="24"/>
+                <w:szCs w:val="24"/>
+                <w:lang w:val="es-ES"/>
+              </w:rPr>
+              <w:t>unset</w:t>
+            </w:r>
+            <w:proofErr w:type="spellEnd"/>
+            <w:r>
+              <w:rPr>
+                <w:rFonts w:ascii="Arial" w:hAnsi="Arial" w:cs="Arial"/>
+                <w:bCs/>
+                <w:sz w:val="24"/>
+                <w:szCs w:val="24"/>
+                <w:lang w:val="es-ES"/>
+              </w:rPr>
+              <w:t xml:space="preserve"> PROMPT_COMMAND</w:t>
+            </w:r>
           </w:p>
         </w:tc>
       </w:tr>
@@ -1308,8 +1953,27 @@
                 <w:szCs w:val="24"/>
                 <w:lang w:val="en-US"/>
               </w:rPr>
-              <w:lastRenderedPageBreak/>
-              <w:t>Get back the original .bashrc file</w:t>
+              <w:t>Get back the original .</w:t>
+            </w:r>
+            <w:proofErr w:type="spellStart"/>
+            <w:r>
+              <w:rPr>
+                <w:rFonts w:ascii="Arial" w:hAnsi="Arial" w:cs="Arial"/>
+                <w:sz w:val="24"/>
+                <w:szCs w:val="24"/>
+                <w:lang w:val="en-US"/>
+              </w:rPr>
+              <w:t>bashrc</w:t>
+            </w:r>
+            <w:proofErr w:type="spellEnd"/>
+            <w:r>
+              <w:rPr>
+                <w:rFonts w:ascii="Arial" w:hAnsi="Arial" w:cs="Arial"/>
+                <w:sz w:val="24"/>
+                <w:szCs w:val="24"/>
+                <w:lang w:val="en-US"/>
+              </w:rPr>
+              <w:t xml:space="preserve"> file</w:t>
             </w:r>
           </w:p>
         </w:tc>
@@ -1334,8 +1998,39 @@
                 <w:szCs w:val="24"/>
                 <w:lang w:val="en-US"/>
               </w:rPr>
-              <w:t>cp $VSC_HOME/.bashrc-orig $VSC_HOME/.bashrc</w:t>
-            </w:r>
+              <w:t>cp $VSC_HOME/.</w:t>
+            </w:r>
+            <w:proofErr w:type="spellStart"/>
+            <w:r>
+              <w:rPr>
+                <w:rFonts w:ascii="Arial" w:hAnsi="Arial" w:cs="Arial"/>
+                <w:sz w:val="24"/>
+                <w:szCs w:val="24"/>
+                <w:lang w:val="en-US"/>
+              </w:rPr>
+              <w:t>bashrc-orig</w:t>
+            </w:r>
+            <w:proofErr w:type="spellEnd"/>
+            <w:r>
+              <w:rPr>
+                <w:rFonts w:ascii="Arial" w:hAnsi="Arial" w:cs="Arial"/>
+                <w:sz w:val="24"/>
+                <w:szCs w:val="24"/>
+                <w:lang w:val="en-US"/>
+              </w:rPr>
+              <w:t xml:space="preserve"> $VSC_HOME/.</w:t>
+            </w:r>
+            <w:proofErr w:type="spellStart"/>
+            <w:r>
+              <w:rPr>
+                <w:rFonts w:ascii="Arial" w:hAnsi="Arial" w:cs="Arial"/>
+                <w:sz w:val="24"/>
+                <w:szCs w:val="24"/>
+                <w:lang w:val="en-US"/>
+              </w:rPr>
+              <w:t>bashrc</w:t>
+            </w:r>
+            <w:proofErr w:type="spellEnd"/>
           </w:p>
         </w:tc>
       </w:tr>
@@ -1933,19 +2628,19 @@
       </w:rPr>
     </w:lvl>
   </w:abstractNum>
-  <w:num w:numId="1" w16cid:durableId="678118693">
+  <w:num w:numId="1" w16cid:durableId="12073074">
     <w:abstractNumId w:val="2"/>
   </w:num>
-  <w:num w:numId="2" w16cid:durableId="2117870818">
+  <w:num w:numId="2" w16cid:durableId="1496532483">
     <w:abstractNumId w:val="0"/>
   </w:num>
-  <w:num w:numId="3" w16cid:durableId="2072119619">
+  <w:num w:numId="3" w16cid:durableId="2123066661">
     <w:abstractNumId w:val="4"/>
   </w:num>
-  <w:num w:numId="4" w16cid:durableId="434790922">
+  <w:num w:numId="4" w16cid:durableId="1568808515">
     <w:abstractNumId w:val="1"/>
   </w:num>
-  <w:num w:numId="5" w16cid:durableId="1453358889">
+  <w:num w:numId="5" w16cid:durableId="871766008">
     <w:abstractNumId w:val="3"/>
   </w:num>
 </w:numbering>
@@ -2354,7 +3049,6 @@
   <w:style w:type="character" w:default="1" w:styleId="DefaultParagraphFont">
     <w:name w:val="Default Paragraph Font"/>
     <w:uiPriority w:val="1"/>
-    <w:semiHidden/>
     <w:unhideWhenUsed/>
   </w:style>
   <w:style w:type="table" w:default="1" w:styleId="TableNormal">
